--- a/submission/1-AXI_Safety_Island_设计文档.docx
+++ b/submission/1-AXI_Safety_Island_设计文档.docx
@@ -179,7 +179,6 @@
       <w:pPr>
         <w:ind w:firstLine="440"/>
         <w:rPr>
-          <w:rFonts w:hint="eastAsia"/>
           <w:lang w:eastAsia="zh-CN"/>
         </w:rPr>
       </w:pPr>
@@ -222,10 +221,8 @@
           <w:tcPr>
             <w:tcW w:w="0" w:type="auto"/>
             <w:tcBorders>
-              <w:top w:val="single" w:sz="6" w:space="0" w:color="CCCCCC"/>
-              <w:left w:val="single" w:sz="6" w:space="0" w:color="CCCCCC"/>
-              <w:bottom w:val="single" w:sz="6" w:space="0" w:color="CCCCCC"/>
-              <w:right w:val="single" w:sz="6" w:space="0" w:color="CCCCCC"/>
+              <w:top w:val="single" w:sz="4" w:space="0" w:color="auto"/>
+              <w:bottom w:val="single" w:sz="4" w:space="0" w:color="auto"/>
             </w:tcBorders>
             <w:tcMar>
               <w:top w:w="120" w:type="dxa"/>
@@ -271,10 +268,8 @@
           <w:tcPr>
             <w:tcW w:w="0" w:type="auto"/>
             <w:tcBorders>
-              <w:top w:val="single" w:sz="6" w:space="0" w:color="CCCCCC"/>
-              <w:left w:val="single" w:sz="6" w:space="0" w:color="CCCCCC"/>
-              <w:bottom w:val="single" w:sz="6" w:space="0" w:color="CCCCCC"/>
-              <w:right w:val="single" w:sz="6" w:space="0" w:color="CCCCCC"/>
+              <w:top w:val="single" w:sz="4" w:space="0" w:color="auto"/>
+              <w:bottom w:val="single" w:sz="4" w:space="0" w:color="auto"/>
             </w:tcBorders>
             <w:tcMar>
               <w:top w:w="120" w:type="dxa"/>
@@ -333,10 +328,7 @@
           <w:tcPr>
             <w:tcW w:w="0" w:type="auto"/>
             <w:tcBorders>
-              <w:top w:val="single" w:sz="6" w:space="0" w:color="CCCCCC"/>
-              <w:left w:val="single" w:sz="6" w:space="0" w:color="CCCCCC"/>
-              <w:bottom w:val="single" w:sz="6" w:space="0" w:color="CCCCCC"/>
-              <w:right w:val="single" w:sz="6" w:space="0" w:color="CCCCCC"/>
+              <w:top w:val="single" w:sz="4" w:space="0" w:color="auto"/>
             </w:tcBorders>
             <w:tcMar>
               <w:top w:w="120" w:type="dxa"/>
@@ -387,10 +379,7 @@
           <w:tcPr>
             <w:tcW w:w="0" w:type="auto"/>
             <w:tcBorders>
-              <w:top w:val="single" w:sz="6" w:space="0" w:color="CCCCCC"/>
-              <w:left w:val="single" w:sz="6" w:space="0" w:color="CCCCCC"/>
-              <w:bottom w:val="single" w:sz="6" w:space="0" w:color="CCCCCC"/>
-              <w:right w:val="single" w:sz="6" w:space="0" w:color="CCCCCC"/>
+              <w:top w:val="single" w:sz="4" w:space="0" w:color="auto"/>
             </w:tcBorders>
             <w:tcMar>
               <w:top w:w="120" w:type="dxa"/>
@@ -527,12 +516,6 @@
         <w:tc>
           <w:tcPr>
             <w:tcW w:w="0" w:type="auto"/>
-            <w:tcBorders>
-              <w:top w:val="single" w:sz="6" w:space="0" w:color="CCCCCC"/>
-              <w:left w:val="single" w:sz="6" w:space="0" w:color="CCCCCC"/>
-              <w:bottom w:val="single" w:sz="6" w:space="0" w:color="CCCCCC"/>
-              <w:right w:val="single" w:sz="6" w:space="0" w:color="CCCCCC"/>
-            </w:tcBorders>
             <w:tcMar>
               <w:top w:w="120" w:type="dxa"/>
               <w:left w:w="120" w:type="dxa"/>
@@ -563,12 +546,6 @@
         <w:tc>
           <w:tcPr>
             <w:tcW w:w="0" w:type="auto"/>
-            <w:tcBorders>
-              <w:top w:val="single" w:sz="6" w:space="0" w:color="CCCCCC"/>
-              <w:left w:val="single" w:sz="6" w:space="0" w:color="CCCCCC"/>
-              <w:bottom w:val="single" w:sz="6" w:space="0" w:color="CCCCCC"/>
-              <w:right w:val="single" w:sz="6" w:space="0" w:color="CCCCCC"/>
-            </w:tcBorders>
             <w:tcMar>
               <w:top w:w="120" w:type="dxa"/>
               <w:left w:w="120" w:type="dxa"/>
@@ -664,12 +641,6 @@
         <w:tc>
           <w:tcPr>
             <w:tcW w:w="0" w:type="auto"/>
-            <w:tcBorders>
-              <w:top w:val="single" w:sz="6" w:space="0" w:color="CCCCCC"/>
-              <w:left w:val="single" w:sz="6" w:space="0" w:color="CCCCCC"/>
-              <w:bottom w:val="single" w:sz="6" w:space="0" w:color="CCCCCC"/>
-              <w:right w:val="single" w:sz="6" w:space="0" w:color="CCCCCC"/>
-            </w:tcBorders>
             <w:tcMar>
               <w:top w:w="120" w:type="dxa"/>
               <w:left w:w="120" w:type="dxa"/>
@@ -718,12 +689,6 @@
         <w:tc>
           <w:tcPr>
             <w:tcW w:w="0" w:type="auto"/>
-            <w:tcBorders>
-              <w:top w:val="single" w:sz="6" w:space="0" w:color="CCCCCC"/>
-              <w:left w:val="single" w:sz="6" w:space="0" w:color="CCCCCC"/>
-              <w:bottom w:val="single" w:sz="6" w:space="0" w:color="CCCCCC"/>
-              <w:right w:val="single" w:sz="6" w:space="0" w:color="CCCCCC"/>
-            </w:tcBorders>
             <w:tcMar>
               <w:top w:w="120" w:type="dxa"/>
               <w:left w:w="120" w:type="dxa"/>
@@ -836,10 +801,7 @@
           <w:tcPr>
             <w:tcW w:w="0" w:type="auto"/>
             <w:tcBorders>
-              <w:top w:val="single" w:sz="6" w:space="0" w:color="CCCCCC"/>
-              <w:left w:val="single" w:sz="6" w:space="0" w:color="CCCCCC"/>
-              <w:bottom w:val="single" w:sz="6" w:space="0" w:color="CCCCCC"/>
-              <w:right w:val="single" w:sz="6" w:space="0" w:color="CCCCCC"/>
+              <w:bottom w:val="single" w:sz="4" w:space="0" w:color="auto"/>
             </w:tcBorders>
             <w:tcMar>
               <w:top w:w="120" w:type="dxa"/>
@@ -882,10 +844,7 @@
           <w:tcPr>
             <w:tcW w:w="0" w:type="auto"/>
             <w:tcBorders>
-              <w:top w:val="single" w:sz="6" w:space="0" w:color="CCCCCC"/>
-              <w:left w:val="single" w:sz="6" w:space="0" w:color="CCCCCC"/>
-              <w:bottom w:val="single" w:sz="6" w:space="0" w:color="CCCCCC"/>
-              <w:right w:val="single" w:sz="6" w:space="0" w:color="CCCCCC"/>
+              <w:bottom w:val="single" w:sz="4" w:space="0" w:color="auto"/>
             </w:tcBorders>
             <w:tcMar>
               <w:top w:w="120" w:type="dxa"/>
@@ -977,6 +936,942 @@
           <w:lang w:eastAsia="zh-CN"/>
         </w:rPr>
       </w:pPr>
+      <w:r>
+        <w:rPr>
+          <w:rFonts w:hint="eastAsia"/>
+          <w:lang w:eastAsia="zh-CN"/>
+        </w:rPr>
+        <w:t>整体实现情况：</w:t>
+      </w:r>
+    </w:p>
+    <w:tbl>
+      <w:tblPr>
+        <w:tblW w:w="0" w:type="auto"/>
+        <w:tblCellSpacing w:w="15" w:type="dxa"/>
+        <w:tblBorders>
+          <w:top w:val="single" w:sz="4" w:space="0" w:color="auto"/>
+          <w:left w:val="single" w:sz="4" w:space="0" w:color="auto"/>
+          <w:bottom w:val="single" w:sz="4" w:space="0" w:color="auto"/>
+          <w:right w:val="single" w:sz="4" w:space="0" w:color="auto"/>
+          <w:insideH w:val="single" w:sz="4" w:space="0" w:color="auto"/>
+          <w:insideV w:val="single" w:sz="4" w:space="0" w:color="auto"/>
+        </w:tblBorders>
+        <w:tblCellMar>
+          <w:top w:w="15" w:type="dxa"/>
+          <w:left w:w="15" w:type="dxa"/>
+          <w:bottom w:w="15" w:type="dxa"/>
+          <w:right w:w="15" w:type="dxa"/>
+        </w:tblCellMar>
+        <w:tblLook w:val="04A0" w:firstRow="1" w:lastRow="0" w:firstColumn="1" w:lastColumn="0" w:noHBand="0" w:noVBand="1"/>
+      </w:tblPr>
+      <w:tblGrid>
+        <w:gridCol w:w="3109"/>
+        <w:gridCol w:w="4198"/>
+      </w:tblGrid>
+      <w:tr>
+        <w:trPr>
+          <w:tblHeader/>
+          <w:tblCellSpacing w:w="15" w:type="dxa"/>
+        </w:trPr>
+        <w:tc>
+          <w:tcPr>
+            <w:tcW w:w="0" w:type="auto"/>
+            <w:vAlign w:val="center"/>
+            <w:hideMark/>
+          </w:tcPr>
+          <w:p>
+            <w:pPr>
+              <w:spacing w:line="240" w:lineRule="auto"/>
+              <w:ind w:firstLineChars="0" w:firstLine="0"/>
+              <w:rPr>
+                <w:b/>
+                <w:bCs/>
+                <w:lang w:eastAsia="zh-CN"/>
+              </w:rPr>
+            </w:pPr>
+            <w:r>
+              <w:rPr>
+                <w:b/>
+                <w:bCs/>
+                <w:lang w:eastAsia="zh-CN"/>
+              </w:rPr>
+              <w:t>赛题要求</w:t>
+            </w:r>
+          </w:p>
+        </w:tc>
+        <w:tc>
+          <w:tcPr>
+            <w:tcW w:w="0" w:type="auto"/>
+            <w:vAlign w:val="center"/>
+            <w:hideMark/>
+          </w:tcPr>
+          <w:p>
+            <w:pPr>
+              <w:spacing w:line="240" w:lineRule="auto"/>
+              <w:ind w:firstLineChars="0" w:firstLine="0"/>
+              <w:rPr>
+                <w:b/>
+                <w:bCs/>
+                <w:lang w:eastAsia="zh-CN"/>
+              </w:rPr>
+            </w:pPr>
+            <w:r>
+              <w:rPr>
+                <w:b/>
+                <w:bCs/>
+                <w:lang w:eastAsia="zh-CN"/>
+              </w:rPr>
+              <w:t>本设计实现情况</w:t>
+            </w:r>
+          </w:p>
+        </w:tc>
+      </w:tr>
+      <w:tr>
+        <w:trPr>
+          <w:tblCellSpacing w:w="15" w:type="dxa"/>
+        </w:trPr>
+        <w:tc>
+          <w:tcPr>
+            <w:tcW w:w="0" w:type="auto"/>
+            <w:vAlign w:val="center"/>
+            <w:hideMark/>
+          </w:tcPr>
+          <w:p>
+            <w:pPr>
+              <w:spacing w:line="240" w:lineRule="auto"/>
+              <w:ind w:firstLineChars="0" w:firstLine="0"/>
+              <w:rPr>
+                <w:lang w:eastAsia="zh-CN"/>
+              </w:rPr>
+            </w:pPr>
+            <w:r>
+              <w:rPr>
+                <w:lang w:eastAsia="zh-CN"/>
+              </w:rPr>
+              <w:t xml:space="preserve">1 </w:t>
+            </w:r>
+            <w:r>
+              <w:rPr>
+                <w:lang w:eastAsia="zh-CN"/>
+              </w:rPr>
+              <w:t>路</w:t>
+            </w:r>
+            <w:r>
+              <w:rPr>
+                <w:lang w:eastAsia="zh-CN"/>
+              </w:rPr>
+              <w:t xml:space="preserve"> AXI Slave </w:t>
+            </w:r>
+            <w:r>
+              <w:rPr>
+                <w:lang w:eastAsia="zh-CN"/>
+              </w:rPr>
+              <w:t>配置接口</w:t>
+            </w:r>
+          </w:p>
+        </w:tc>
+        <w:tc>
+          <w:tcPr>
+            <w:tcW w:w="0" w:type="auto"/>
+            <w:vAlign w:val="center"/>
+            <w:hideMark/>
+          </w:tcPr>
+          <w:p>
+            <w:pPr>
+              <w:spacing w:line="240" w:lineRule="auto"/>
+              <w:ind w:firstLineChars="0" w:firstLine="0"/>
+              <w:rPr>
+                <w:lang w:eastAsia="zh-CN"/>
+              </w:rPr>
+            </w:pPr>
+            <w:r>
+              <w:rPr>
+                <w:lang w:eastAsia="zh-CN"/>
+              </w:rPr>
+              <w:t>已实现，</w:t>
+            </w:r>
+            <w:r>
+              <w:rPr>
+                <w:lang w:eastAsia="zh-CN"/>
+              </w:rPr>
+              <w:t xml:space="preserve">64-bit </w:t>
+            </w:r>
+            <w:r>
+              <w:rPr>
+                <w:lang w:eastAsia="zh-CN"/>
+              </w:rPr>
+              <w:t>数据位宽，</w:t>
+            </w:r>
+            <w:r>
+              <w:rPr>
+                <w:lang w:eastAsia="zh-CN"/>
+              </w:rPr>
+              <w:t xml:space="preserve">32-bit </w:t>
+            </w:r>
+            <w:r>
+              <w:rPr>
+                <w:lang w:eastAsia="zh-CN"/>
+              </w:rPr>
+              <w:t>地址位宽</w:t>
+            </w:r>
+          </w:p>
+        </w:tc>
+      </w:tr>
+      <w:tr>
+        <w:trPr>
+          <w:tblCellSpacing w:w="15" w:type="dxa"/>
+        </w:trPr>
+        <w:tc>
+          <w:tcPr>
+            <w:tcW w:w="0" w:type="auto"/>
+            <w:vAlign w:val="center"/>
+            <w:hideMark/>
+          </w:tcPr>
+          <w:p>
+            <w:pPr>
+              <w:spacing w:line="240" w:lineRule="auto"/>
+              <w:ind w:firstLineChars="0" w:firstLine="0"/>
+              <w:rPr>
+                <w:lang w:eastAsia="zh-CN"/>
+              </w:rPr>
+            </w:pPr>
+            <w:r>
+              <w:rPr>
+                <w:lang w:eastAsia="zh-CN"/>
+              </w:rPr>
+              <w:t xml:space="preserve">5 </w:t>
+            </w:r>
+            <w:r>
+              <w:rPr>
+                <w:lang w:eastAsia="zh-CN"/>
+              </w:rPr>
+              <w:t>路</w:t>
+            </w:r>
+            <w:r>
+              <w:rPr>
+                <w:lang w:eastAsia="zh-CN"/>
+              </w:rPr>
+              <w:t xml:space="preserve"> AXI Master </w:t>
+            </w:r>
+            <w:r>
+              <w:rPr>
+                <w:lang w:eastAsia="zh-CN"/>
+              </w:rPr>
+              <w:t>监控接口</w:t>
+            </w:r>
+          </w:p>
+        </w:tc>
+        <w:tc>
+          <w:tcPr>
+            <w:tcW w:w="0" w:type="auto"/>
+            <w:vAlign w:val="center"/>
+            <w:hideMark/>
+          </w:tcPr>
+          <w:p>
+            <w:pPr>
+              <w:spacing w:line="240" w:lineRule="auto"/>
+              <w:ind w:firstLineChars="0" w:firstLine="0"/>
+              <w:rPr>
+                <w:lang w:eastAsia="zh-CN"/>
+              </w:rPr>
+            </w:pPr>
+            <w:r>
+              <w:rPr>
+                <w:lang w:eastAsia="zh-CN"/>
+              </w:rPr>
+              <w:t>已实现，支持</w:t>
+            </w:r>
+            <w:r>
+              <w:rPr>
+                <w:lang w:eastAsia="zh-CN"/>
+              </w:rPr>
+              <w:t xml:space="preserve"> 5 </w:t>
+            </w:r>
+            <w:r>
+              <w:rPr>
+                <w:lang w:eastAsia="zh-CN"/>
+              </w:rPr>
+              <w:t>路从机寄存器周期读取</w:t>
+            </w:r>
+          </w:p>
+        </w:tc>
+      </w:tr>
+      <w:tr>
+        <w:trPr>
+          <w:tblCellSpacing w:w="15" w:type="dxa"/>
+        </w:trPr>
+        <w:tc>
+          <w:tcPr>
+            <w:tcW w:w="0" w:type="auto"/>
+            <w:vAlign w:val="center"/>
+            <w:hideMark/>
+          </w:tcPr>
+          <w:p>
+            <w:pPr>
+              <w:spacing w:line="240" w:lineRule="auto"/>
+              <w:ind w:firstLineChars="0" w:firstLine="0"/>
+              <w:rPr>
+                <w:lang w:eastAsia="zh-CN"/>
+              </w:rPr>
+            </w:pPr>
+            <w:r>
+              <w:rPr>
+                <w:lang w:eastAsia="zh-CN"/>
+              </w:rPr>
+              <w:t xml:space="preserve">AXI </w:t>
+            </w:r>
+            <w:r>
+              <w:rPr>
+                <w:lang w:eastAsia="zh-CN"/>
+              </w:rPr>
+              <w:t>基本读写</w:t>
+            </w:r>
+          </w:p>
+        </w:tc>
+        <w:tc>
+          <w:tcPr>
+            <w:tcW w:w="0" w:type="auto"/>
+            <w:vAlign w:val="center"/>
+            <w:hideMark/>
+          </w:tcPr>
+          <w:p>
+            <w:pPr>
+              <w:spacing w:line="240" w:lineRule="auto"/>
+              <w:ind w:firstLineChars="0" w:firstLine="0"/>
+              <w:rPr>
+                <w:lang w:eastAsia="zh-CN"/>
+              </w:rPr>
+            </w:pPr>
+            <w:r>
+              <w:rPr>
+                <w:lang w:eastAsia="zh-CN"/>
+              </w:rPr>
+              <w:t>已实现</w:t>
+            </w:r>
+          </w:p>
+        </w:tc>
+      </w:tr>
+      <w:tr>
+        <w:trPr>
+          <w:tblCellSpacing w:w="15" w:type="dxa"/>
+        </w:trPr>
+        <w:tc>
+          <w:tcPr>
+            <w:tcW w:w="0" w:type="auto"/>
+            <w:vAlign w:val="center"/>
+            <w:hideMark/>
+          </w:tcPr>
+          <w:p>
+            <w:pPr>
+              <w:spacing w:line="240" w:lineRule="auto"/>
+              <w:ind w:firstLineChars="0" w:firstLine="0"/>
+              <w:rPr>
+                <w:lang w:eastAsia="zh-CN"/>
+              </w:rPr>
+            </w:pPr>
+            <w:r>
+              <w:rPr>
+                <w:lang w:eastAsia="zh-CN"/>
+              </w:rPr>
+              <w:t>OK/Error response</w:t>
+            </w:r>
+          </w:p>
+        </w:tc>
+        <w:tc>
+          <w:tcPr>
+            <w:tcW w:w="0" w:type="auto"/>
+            <w:vAlign w:val="center"/>
+            <w:hideMark/>
+          </w:tcPr>
+          <w:p>
+            <w:pPr>
+              <w:spacing w:line="240" w:lineRule="auto"/>
+              <w:ind w:firstLineChars="0" w:firstLine="0"/>
+              <w:rPr>
+                <w:lang w:eastAsia="zh-CN"/>
+              </w:rPr>
+            </w:pPr>
+            <w:r>
+              <w:rPr>
+                <w:lang w:eastAsia="zh-CN"/>
+              </w:rPr>
+              <w:t>已实现，</w:t>
+            </w:r>
+            <w:r>
+              <w:rPr>
+                <w:lang w:eastAsia="zh-CN"/>
+              </w:rPr>
+              <w:t xml:space="preserve">Error response </w:t>
+            </w:r>
+            <w:r>
+              <w:rPr>
+                <w:lang w:eastAsia="zh-CN"/>
+              </w:rPr>
+              <w:t>触发</w:t>
+            </w:r>
+            <w:r>
+              <w:rPr>
+                <w:lang w:eastAsia="zh-CN"/>
+              </w:rPr>
+              <w:t xml:space="preserve"> fault_detect</w:t>
+            </w:r>
+          </w:p>
+        </w:tc>
+      </w:tr>
+      <w:tr>
+        <w:trPr>
+          <w:tblCellSpacing w:w="15" w:type="dxa"/>
+        </w:trPr>
+        <w:tc>
+          <w:tcPr>
+            <w:tcW w:w="0" w:type="auto"/>
+            <w:vAlign w:val="center"/>
+            <w:hideMark/>
+          </w:tcPr>
+          <w:p>
+            <w:pPr>
+              <w:spacing w:line="240" w:lineRule="auto"/>
+              <w:ind w:firstLineChars="0" w:firstLine="0"/>
+              <w:rPr>
+                <w:lang w:eastAsia="zh-CN"/>
+              </w:rPr>
+            </w:pPr>
+            <w:r>
+              <w:rPr>
+                <w:lang w:eastAsia="zh-CN"/>
+              </w:rPr>
+              <w:t xml:space="preserve">Timeout </w:t>
+            </w:r>
+            <w:r>
+              <w:rPr>
+                <w:lang w:eastAsia="zh-CN"/>
+              </w:rPr>
+              <w:t>机制</w:t>
+            </w:r>
+          </w:p>
+        </w:tc>
+        <w:tc>
+          <w:tcPr>
+            <w:tcW w:w="0" w:type="auto"/>
+            <w:vAlign w:val="center"/>
+            <w:hideMark/>
+          </w:tcPr>
+          <w:p>
+            <w:pPr>
+              <w:spacing w:line="240" w:lineRule="auto"/>
+              <w:ind w:firstLineChars="0" w:firstLine="0"/>
+              <w:rPr>
+                <w:lang w:eastAsia="zh-CN"/>
+              </w:rPr>
+            </w:pPr>
+            <w:r>
+              <w:rPr>
+                <w:lang w:eastAsia="zh-CN"/>
+              </w:rPr>
+              <w:t>已实现，超时触发</w:t>
+            </w:r>
+            <w:r>
+              <w:rPr>
+                <w:lang w:eastAsia="zh-CN"/>
+              </w:rPr>
+              <w:t xml:space="preserve"> fault_detect</w:t>
+            </w:r>
+          </w:p>
+        </w:tc>
+      </w:tr>
+      <w:tr>
+        <w:trPr>
+          <w:tblCellSpacing w:w="15" w:type="dxa"/>
+        </w:trPr>
+        <w:tc>
+          <w:tcPr>
+            <w:tcW w:w="0" w:type="auto"/>
+            <w:vAlign w:val="center"/>
+            <w:hideMark/>
+          </w:tcPr>
+          <w:p>
+            <w:pPr>
+              <w:spacing w:line="240" w:lineRule="auto"/>
+              <w:ind w:firstLineChars="0" w:firstLine="0"/>
+              <w:rPr>
+                <w:lang w:eastAsia="zh-CN"/>
+              </w:rPr>
+            </w:pPr>
+            <w:r>
+              <w:rPr>
+                <w:lang w:eastAsia="zh-CN"/>
+              </w:rPr>
+              <w:t>INCR burst</w:t>
+            </w:r>
+          </w:p>
+        </w:tc>
+        <w:tc>
+          <w:tcPr>
+            <w:tcW w:w="0" w:type="auto"/>
+            <w:vAlign w:val="center"/>
+            <w:hideMark/>
+          </w:tcPr>
+          <w:p>
+            <w:pPr>
+              <w:spacing w:line="240" w:lineRule="auto"/>
+              <w:ind w:firstLineChars="0" w:firstLine="0"/>
+              <w:rPr>
+                <w:lang w:eastAsia="zh-CN"/>
+              </w:rPr>
+            </w:pPr>
+            <w:r>
+              <w:rPr>
+                <w:lang w:eastAsia="zh-CN"/>
+              </w:rPr>
+              <w:t>已实现</w:t>
+            </w:r>
+          </w:p>
+        </w:tc>
+      </w:tr>
+      <w:tr>
+        <w:trPr>
+          <w:tblCellSpacing w:w="15" w:type="dxa"/>
+        </w:trPr>
+        <w:tc>
+          <w:tcPr>
+            <w:tcW w:w="0" w:type="auto"/>
+            <w:vAlign w:val="center"/>
+            <w:hideMark/>
+          </w:tcPr>
+          <w:p>
+            <w:pPr>
+              <w:spacing w:line="240" w:lineRule="auto"/>
+              <w:ind w:firstLineChars="0" w:firstLine="0"/>
+              <w:rPr>
+                <w:lang w:eastAsia="zh-CN"/>
+              </w:rPr>
+            </w:pPr>
+            <w:r>
+              <w:rPr>
+                <w:lang w:eastAsia="zh-CN"/>
+              </w:rPr>
+              <w:t>WRAP burst</w:t>
+            </w:r>
+          </w:p>
+        </w:tc>
+        <w:tc>
+          <w:tcPr>
+            <w:tcW w:w="0" w:type="auto"/>
+            <w:vAlign w:val="center"/>
+            <w:hideMark/>
+          </w:tcPr>
+          <w:p>
+            <w:pPr>
+              <w:spacing w:line="240" w:lineRule="auto"/>
+              <w:ind w:firstLineChars="0" w:firstLine="0"/>
+              <w:rPr>
+                <w:lang w:eastAsia="zh-CN"/>
+              </w:rPr>
+            </w:pPr>
+            <w:r>
+              <w:rPr>
+                <w:lang w:eastAsia="zh-CN"/>
+              </w:rPr>
+              <w:t>已实现</w:t>
+            </w:r>
+          </w:p>
+        </w:tc>
+      </w:tr>
+      <w:tr>
+        <w:trPr>
+          <w:tblCellSpacing w:w="15" w:type="dxa"/>
+        </w:trPr>
+        <w:tc>
+          <w:tcPr>
+            <w:tcW w:w="0" w:type="auto"/>
+            <w:vAlign w:val="center"/>
+            <w:hideMark/>
+          </w:tcPr>
+          <w:p>
+            <w:pPr>
+              <w:spacing w:line="240" w:lineRule="auto"/>
+              <w:ind w:firstLineChars="0" w:firstLine="0"/>
+              <w:rPr>
+                <w:lang w:eastAsia="zh-CN"/>
+              </w:rPr>
+            </w:pPr>
+            <w:r>
+              <w:rPr>
+                <w:lang w:eastAsia="zh-CN"/>
+              </w:rPr>
+              <w:t>不小于</w:t>
+            </w:r>
+            <w:r>
+              <w:rPr>
+                <w:lang w:eastAsia="zh-CN"/>
+              </w:rPr>
+              <w:t xml:space="preserve"> 16 length burst</w:t>
+            </w:r>
+          </w:p>
+        </w:tc>
+        <w:tc>
+          <w:tcPr>
+            <w:tcW w:w="0" w:type="auto"/>
+            <w:vAlign w:val="center"/>
+            <w:hideMark/>
+          </w:tcPr>
+          <w:p>
+            <w:pPr>
+              <w:spacing w:line="240" w:lineRule="auto"/>
+              <w:ind w:firstLineChars="0" w:firstLine="0"/>
+              <w:rPr>
+                <w:lang w:eastAsia="zh-CN"/>
+              </w:rPr>
+            </w:pPr>
+            <w:r>
+              <w:rPr>
+                <w:lang w:eastAsia="zh-CN"/>
+              </w:rPr>
+              <w:t>已实现，功能仿真覆盖</w:t>
+            </w:r>
+            <w:r>
+              <w:rPr>
+                <w:lang w:eastAsia="zh-CN"/>
+              </w:rPr>
+              <w:t xml:space="preserve"> burst_16_incr_flow</w:t>
+            </w:r>
+          </w:p>
+        </w:tc>
+      </w:tr>
+      <w:tr>
+        <w:trPr>
+          <w:tblCellSpacing w:w="15" w:type="dxa"/>
+        </w:trPr>
+        <w:tc>
+          <w:tcPr>
+            <w:tcW w:w="0" w:type="auto"/>
+            <w:vAlign w:val="center"/>
+            <w:hideMark/>
+          </w:tcPr>
+          <w:p>
+            <w:pPr>
+              <w:spacing w:line="240" w:lineRule="auto"/>
+              <w:ind w:firstLineChars="0" w:firstLine="0"/>
+              <w:rPr>
+                <w:lang w:eastAsia="zh-CN"/>
+              </w:rPr>
+            </w:pPr>
+            <w:r>
+              <w:rPr>
+                <w:lang w:eastAsia="zh-CN"/>
+              </w:rPr>
+              <w:t>Outstanding</w:t>
+            </w:r>
+          </w:p>
+        </w:tc>
+        <w:tc>
+          <w:tcPr>
+            <w:tcW w:w="0" w:type="auto"/>
+            <w:vAlign w:val="center"/>
+            <w:hideMark/>
+          </w:tcPr>
+          <w:p>
+            <w:pPr>
+              <w:spacing w:line="240" w:lineRule="auto"/>
+              <w:ind w:firstLineChars="0" w:firstLine="0"/>
+              <w:rPr>
+                <w:lang w:eastAsia="zh-CN"/>
+              </w:rPr>
+            </w:pPr>
+            <w:r>
+              <w:rPr>
+                <w:lang w:eastAsia="zh-CN"/>
+              </w:rPr>
+              <w:t>已实现，功能仿真覆盖</w:t>
+            </w:r>
+            <w:r>
+              <w:rPr>
+                <w:lang w:eastAsia="zh-CN"/>
+              </w:rPr>
+              <w:t xml:space="preserve"> outstanding_flow</w:t>
+            </w:r>
+          </w:p>
+        </w:tc>
+      </w:tr>
+      <w:tr>
+        <w:trPr>
+          <w:tblCellSpacing w:w="15" w:type="dxa"/>
+        </w:trPr>
+        <w:tc>
+          <w:tcPr>
+            <w:tcW w:w="0" w:type="auto"/>
+            <w:vAlign w:val="center"/>
+            <w:hideMark/>
+          </w:tcPr>
+          <w:p>
+            <w:pPr>
+              <w:spacing w:line="240" w:lineRule="auto"/>
+              <w:ind w:firstLineChars="0" w:firstLine="0"/>
+              <w:rPr>
+                <w:lang w:eastAsia="zh-CN"/>
+              </w:rPr>
+            </w:pPr>
+            <w:r>
+              <w:rPr>
+                <w:lang w:eastAsia="zh-CN"/>
+              </w:rPr>
+              <w:t>Out-of-order</w:t>
+            </w:r>
+          </w:p>
+        </w:tc>
+        <w:tc>
+          <w:tcPr>
+            <w:tcW w:w="0" w:type="auto"/>
+            <w:vAlign w:val="center"/>
+            <w:hideMark/>
+          </w:tcPr>
+          <w:p>
+            <w:pPr>
+              <w:spacing w:line="240" w:lineRule="auto"/>
+              <w:ind w:firstLineChars="0" w:firstLine="0"/>
+              <w:rPr>
+                <w:lang w:eastAsia="zh-CN"/>
+              </w:rPr>
+            </w:pPr>
+            <w:r>
+              <w:rPr>
+                <w:lang w:eastAsia="zh-CN"/>
+              </w:rPr>
+              <w:t>已实现</w:t>
+            </w:r>
+            <w:r>
+              <w:rPr>
+                <w:lang w:eastAsia="zh-CN"/>
+              </w:rPr>
+              <w:t>/</w:t>
+            </w:r>
+            <w:r>
+              <w:rPr>
+                <w:lang w:eastAsia="zh-CN"/>
+              </w:rPr>
+              <w:t>验证，作为附加功能</w:t>
+            </w:r>
+          </w:p>
+        </w:tc>
+      </w:tr>
+      <w:tr>
+        <w:trPr>
+          <w:tblCellSpacing w:w="15" w:type="dxa"/>
+        </w:trPr>
+        <w:tc>
+          <w:tcPr>
+            <w:tcW w:w="0" w:type="auto"/>
+            <w:vAlign w:val="center"/>
+            <w:hideMark/>
+          </w:tcPr>
+          <w:p>
+            <w:pPr>
+              <w:spacing w:line="240" w:lineRule="auto"/>
+              <w:ind w:firstLineChars="0" w:firstLine="0"/>
+              <w:rPr>
+                <w:lang w:eastAsia="zh-CN"/>
+              </w:rPr>
+            </w:pPr>
+            <w:r>
+              <w:rPr>
+                <w:lang w:eastAsia="zh-CN"/>
+              </w:rPr>
+              <w:t>Interleaving</w:t>
+            </w:r>
+          </w:p>
+        </w:tc>
+        <w:tc>
+          <w:tcPr>
+            <w:tcW w:w="0" w:type="auto"/>
+            <w:vAlign w:val="center"/>
+            <w:hideMark/>
+          </w:tcPr>
+          <w:p>
+            <w:pPr>
+              <w:spacing w:line="240" w:lineRule="auto"/>
+              <w:ind w:firstLineChars="0" w:firstLine="0"/>
+              <w:rPr>
+                <w:lang w:eastAsia="zh-CN"/>
+              </w:rPr>
+            </w:pPr>
+            <w:r>
+              <w:rPr>
+                <w:lang w:eastAsia="zh-CN"/>
+              </w:rPr>
+              <w:t>已实现</w:t>
+            </w:r>
+            <w:r>
+              <w:rPr>
+                <w:lang w:eastAsia="zh-CN"/>
+              </w:rPr>
+              <w:t>/</w:t>
+            </w:r>
+            <w:r>
+              <w:rPr>
+                <w:lang w:eastAsia="zh-CN"/>
+              </w:rPr>
+              <w:t>验证，作为附加功能</w:t>
+            </w:r>
+          </w:p>
+        </w:tc>
+      </w:tr>
+      <w:tr>
+        <w:trPr>
+          <w:tblCellSpacing w:w="15" w:type="dxa"/>
+        </w:trPr>
+        <w:tc>
+          <w:tcPr>
+            <w:tcW w:w="0" w:type="auto"/>
+            <w:vAlign w:val="center"/>
+            <w:hideMark/>
+          </w:tcPr>
+          <w:p>
+            <w:pPr>
+              <w:spacing w:line="240" w:lineRule="auto"/>
+              <w:ind w:firstLineChars="0" w:firstLine="0"/>
+              <w:rPr>
+                <w:lang w:eastAsia="zh-CN"/>
+              </w:rPr>
+            </w:pPr>
+            <w:r>
+              <w:rPr>
+                <w:lang w:eastAsia="zh-CN"/>
+              </w:rPr>
+              <w:t>fault_detect</w:t>
+            </w:r>
+          </w:p>
+        </w:tc>
+        <w:tc>
+          <w:tcPr>
+            <w:tcW w:w="0" w:type="auto"/>
+            <w:vAlign w:val="center"/>
+            <w:hideMark/>
+          </w:tcPr>
+          <w:p>
+            <w:pPr>
+              <w:spacing w:line="240" w:lineRule="auto"/>
+              <w:ind w:firstLineChars="0" w:firstLine="0"/>
+              <w:rPr>
+                <w:lang w:eastAsia="zh-CN"/>
+              </w:rPr>
+            </w:pPr>
+            <w:r>
+              <w:rPr>
+                <w:lang w:eastAsia="zh-CN"/>
+              </w:rPr>
+              <w:t>已实现，外部系统故障输出</w:t>
+            </w:r>
+          </w:p>
+        </w:tc>
+      </w:tr>
+      <w:tr>
+        <w:trPr>
+          <w:tblCellSpacing w:w="15" w:type="dxa"/>
+        </w:trPr>
+        <w:tc>
+          <w:tcPr>
+            <w:tcW w:w="0" w:type="auto"/>
+            <w:vAlign w:val="center"/>
+            <w:hideMark/>
+          </w:tcPr>
+          <w:p>
+            <w:pPr>
+              <w:spacing w:line="240" w:lineRule="auto"/>
+              <w:ind w:firstLineChars="0" w:firstLine="0"/>
+              <w:rPr>
+                <w:lang w:eastAsia="zh-CN"/>
+              </w:rPr>
+            </w:pPr>
+            <w:r>
+              <w:rPr>
+                <w:lang w:eastAsia="zh-CN"/>
+              </w:rPr>
+              <w:t>safety_island_fault_detect</w:t>
+            </w:r>
+          </w:p>
+        </w:tc>
+        <w:tc>
+          <w:tcPr>
+            <w:tcW w:w="0" w:type="auto"/>
+            <w:vAlign w:val="center"/>
+            <w:hideMark/>
+          </w:tcPr>
+          <w:p>
+            <w:pPr>
+              <w:spacing w:line="240" w:lineRule="auto"/>
+              <w:ind w:firstLineChars="0" w:firstLine="0"/>
+              <w:rPr>
+                <w:lang w:eastAsia="zh-CN"/>
+              </w:rPr>
+            </w:pPr>
+            <w:r>
+              <w:rPr>
+                <w:lang w:eastAsia="zh-CN"/>
+              </w:rPr>
+              <w:t>已实现，安全岛自身故障输出</w:t>
+            </w:r>
+          </w:p>
+        </w:tc>
+      </w:tr>
+      <w:tr>
+        <w:trPr>
+          <w:tblCellSpacing w:w="15" w:type="dxa"/>
+        </w:trPr>
+        <w:tc>
+          <w:tcPr>
+            <w:tcW w:w="0" w:type="auto"/>
+            <w:vAlign w:val="center"/>
+            <w:hideMark/>
+          </w:tcPr>
+          <w:p>
+            <w:pPr>
+              <w:spacing w:line="240" w:lineRule="auto"/>
+              <w:ind w:firstLineChars="0" w:firstLine="0"/>
+              <w:rPr>
+                <w:lang w:eastAsia="zh-CN"/>
+              </w:rPr>
+            </w:pPr>
+            <w:r>
+              <w:rPr>
+                <w:lang w:eastAsia="zh-CN"/>
+              </w:rPr>
+              <w:lastRenderedPageBreak/>
+              <w:t>safety_island_latent_fault_detect</w:t>
+            </w:r>
+          </w:p>
+        </w:tc>
+        <w:tc>
+          <w:tcPr>
+            <w:tcW w:w="0" w:type="auto"/>
+            <w:vAlign w:val="center"/>
+            <w:hideMark/>
+          </w:tcPr>
+          <w:p>
+            <w:pPr>
+              <w:spacing w:line="240" w:lineRule="auto"/>
+              <w:ind w:firstLineChars="0" w:firstLine="0"/>
+              <w:rPr>
+                <w:lang w:eastAsia="zh-CN"/>
+              </w:rPr>
+            </w:pPr>
+            <w:r>
+              <w:rPr>
+                <w:lang w:eastAsia="zh-CN"/>
+              </w:rPr>
+              <w:t>已实现，潜在故障输出</w:t>
+            </w:r>
+          </w:p>
+        </w:tc>
+      </w:tr>
+    </w:tbl>
+    <w:p>
+      <w:pPr>
+        <w:ind w:firstLine="440"/>
+        <w:rPr>
+          <w:rFonts w:hint="eastAsia"/>
+          <w:lang w:eastAsia="zh-CN"/>
+        </w:rPr>
+      </w:pPr>
     </w:p>
     <w:p>
       <w:pPr>
@@ -990,7 +1885,6 @@
           <w:rFonts w:hint="eastAsia"/>
           <w:lang w:eastAsia="zh-CN"/>
         </w:rPr>
-        <w:lastRenderedPageBreak/>
         <w:t>2.</w:t>
       </w:r>
       <w:r>
@@ -1004,7 +1898,6 @@
       <w:pPr>
         <w:ind w:firstLine="440"/>
         <w:rPr>
-          <w:rFonts w:hint="eastAsia"/>
           <w:lang w:eastAsia="zh-CN"/>
         </w:rPr>
       </w:pPr>
@@ -1065,152 +1958,456 @@
     </w:p>
     <w:p>
       <w:pPr>
-        <w:ind w:firstLine="440"/>
-      </w:pPr>
-      <w:r>
+        <w:pStyle w:val="21"/>
+        <w:rPr>
+          <w:rFonts w:asciiTheme="minorHAnsi" w:hAnsiTheme="minorHAnsi" w:cstheme="minorBidi"/>
+          <w:b w:val="0"/>
+          <w:bCs w:val="0"/>
+          <w:sz w:val="22"/>
+          <w:szCs w:val="22"/>
+        </w:rPr>
+      </w:pPr>
+      <w:r>
+        <w:rPr>
+          <w:rFonts w:asciiTheme="minorHAnsi" w:hAnsiTheme="minorHAnsi" w:cstheme="minorBidi"/>
+          <w:b w:val="0"/>
+          <w:bCs w:val="0"/>
+          <w:sz w:val="22"/>
+          <w:szCs w:val="22"/>
+        </w:rPr>
         <w:t>safety_island_top</w:t>
       </w:r>
     </w:p>
     <w:p>
       <w:pPr>
-        <w:ind w:firstLine="440"/>
-      </w:pPr>
-      <w:r>
-        <w:t xml:space="preserve">  ├── safety_island_axi_config_slave  (</w:t>
-      </w:r>
-      <w:r>
-        <w:t>配置</w:t>
-      </w:r>
-      <w:r>
-        <w:t xml:space="preserve"> + Shadow </w:t>
-      </w:r>
-      <w:r>
-        <w:t>保</w:t>
-      </w:r>
-      <w:r>
-        <w:rPr>
-          <w:rFonts w:ascii="微软雅黑" w:eastAsia="微软雅黑" w:hAnsi="微软雅黑" w:cs="微软雅黑" w:hint="eastAsia"/>
-        </w:rPr>
-        <w:t>护</w:t>
-      </w:r>
-      <w:r>
-        <w:t>)</w:t>
+        <w:pStyle w:val="21"/>
+        <w:rPr>
+          <w:rFonts w:asciiTheme="minorHAnsi" w:hAnsiTheme="minorHAnsi" w:cstheme="minorBidi" w:hint="eastAsia"/>
+          <w:b w:val="0"/>
+          <w:bCs w:val="0"/>
+          <w:sz w:val="22"/>
+          <w:szCs w:val="22"/>
+        </w:rPr>
+      </w:pPr>
+      <w:r>
+        <w:rPr>
+          <w:rFonts w:asciiTheme="minorHAnsi" w:hAnsiTheme="minorHAnsi" w:cstheme="minorBidi" w:hint="eastAsia"/>
+          <w:b w:val="0"/>
+          <w:bCs w:val="0"/>
+          <w:sz w:val="22"/>
+          <w:szCs w:val="22"/>
+        </w:rPr>
+        <w:t>├──</w:t>
+      </w:r>
+      <w:r>
+        <w:rPr>
+          <w:rFonts w:asciiTheme="minorHAnsi" w:hAnsiTheme="minorHAnsi" w:cstheme="minorBidi" w:hint="eastAsia"/>
+          <w:b w:val="0"/>
+          <w:bCs w:val="0"/>
+          <w:sz w:val="22"/>
+          <w:szCs w:val="22"/>
+        </w:rPr>
+        <w:t xml:space="preserve"> safety_island_axi_config_slave</w:t>
+      </w:r>
+      <w:r>
+        <w:rPr>
+          <w:rFonts w:asciiTheme="minorHAnsi" w:hAnsiTheme="minorHAnsi" w:cstheme="minorBidi" w:hint="eastAsia"/>
+          <w:b w:val="0"/>
+          <w:bCs w:val="0"/>
+          <w:sz w:val="22"/>
+          <w:szCs w:val="22"/>
+        </w:rPr>
+        <w:t>：</w:t>
+      </w:r>
+      <w:r>
+        <w:rPr>
+          <w:rFonts w:asciiTheme="minorHAnsi" w:hAnsiTheme="minorHAnsi" w:cstheme="minorBidi" w:hint="eastAsia"/>
+          <w:b w:val="0"/>
+          <w:bCs w:val="0"/>
+          <w:sz w:val="22"/>
+          <w:szCs w:val="22"/>
+        </w:rPr>
+        <w:t xml:space="preserve">AXI Slave </w:t>
+      </w:r>
+      <w:r>
+        <w:rPr>
+          <w:rFonts w:asciiTheme="minorHAnsi" w:hAnsiTheme="minorHAnsi" w:cstheme="minorBidi" w:hint="eastAsia"/>
+          <w:b w:val="0"/>
+          <w:bCs w:val="0"/>
+          <w:sz w:val="22"/>
+          <w:szCs w:val="22"/>
+        </w:rPr>
+        <w:t>配置、配置寄存器、</w:t>
+      </w:r>
+      <w:r>
+        <w:rPr>
+          <w:rFonts w:asciiTheme="minorHAnsi" w:hAnsiTheme="minorHAnsi" w:cstheme="minorBidi" w:hint="eastAsia"/>
+          <w:b w:val="0"/>
+          <w:bCs w:val="0"/>
+          <w:sz w:val="22"/>
+          <w:szCs w:val="22"/>
+        </w:rPr>
+        <w:t xml:space="preserve">shadow/parity/TMR </w:t>
+      </w:r>
+      <w:r>
+        <w:rPr>
+          <w:rFonts w:asciiTheme="minorHAnsi" w:hAnsiTheme="minorHAnsi" w:cstheme="minorBidi" w:hint="eastAsia"/>
+          <w:b w:val="0"/>
+          <w:bCs w:val="0"/>
+          <w:sz w:val="22"/>
+          <w:szCs w:val="22"/>
+        </w:rPr>
+        <w:t>保护</w:t>
       </w:r>
     </w:p>
     <w:p>
       <w:pPr>
-        <w:ind w:firstLine="440"/>
-      </w:pPr>
-      <w:r>
-        <w:t xml:space="preserve">  ├── safety_island_core_logic        (</w:t>
-      </w:r>
-      <w:r>
-        <w:rPr>
-          <w:rFonts w:ascii="微软雅黑" w:eastAsia="微软雅黑" w:hAnsi="微软雅黑" w:cs="微软雅黑" w:hint="eastAsia"/>
-        </w:rPr>
-        <w:t>扫</w:t>
-      </w:r>
-      <w:r>
-        <w:rPr>
-          <w:rFonts w:ascii="MS Mincho" w:eastAsia="MS Mincho" w:hAnsi="MS Mincho" w:cs="MS Mincho" w:hint="eastAsia"/>
-        </w:rPr>
-        <w:t>描</w:t>
-      </w:r>
-      <w:r>
-        <w:rPr>
-          <w:rFonts w:ascii="微软雅黑" w:eastAsia="微软雅黑" w:hAnsi="微软雅黑" w:cs="微软雅黑" w:hint="eastAsia"/>
-        </w:rPr>
-        <w:t>调</w:t>
-      </w:r>
-      <w:r>
-        <w:rPr>
-          <w:rFonts w:ascii="MS Mincho" w:eastAsia="MS Mincho" w:hAnsi="MS Mincho" w:cs="MS Mincho" w:hint="eastAsia"/>
-        </w:rPr>
-        <w:t>度</w:t>
-      </w:r>
-      <w:r>
-        <w:t xml:space="preserve"> + Outstanding)</w:t>
+        <w:pStyle w:val="21"/>
+        <w:rPr>
+          <w:rFonts w:asciiTheme="minorHAnsi" w:hAnsiTheme="minorHAnsi" w:cstheme="minorBidi" w:hint="eastAsia"/>
+          <w:b w:val="0"/>
+          <w:bCs w:val="0"/>
+          <w:sz w:val="22"/>
+          <w:szCs w:val="22"/>
+        </w:rPr>
+      </w:pPr>
+      <w:r>
+        <w:rPr>
+          <w:rFonts w:asciiTheme="minorHAnsi" w:hAnsiTheme="minorHAnsi" w:cstheme="minorBidi" w:hint="eastAsia"/>
+          <w:b w:val="0"/>
+          <w:bCs w:val="0"/>
+          <w:sz w:val="22"/>
+          <w:szCs w:val="22"/>
+        </w:rPr>
+        <w:t>├──</w:t>
+      </w:r>
+      <w:r>
+        <w:rPr>
+          <w:rFonts w:asciiTheme="minorHAnsi" w:hAnsiTheme="minorHAnsi" w:cstheme="minorBidi" w:hint="eastAsia"/>
+          <w:b w:val="0"/>
+          <w:bCs w:val="0"/>
+          <w:sz w:val="22"/>
+          <w:szCs w:val="22"/>
+        </w:rPr>
+        <w:t xml:space="preserve"> safety_island_core_logic</w:t>
+      </w:r>
+      <w:r>
+        <w:rPr>
+          <w:rFonts w:asciiTheme="minorHAnsi" w:hAnsiTheme="minorHAnsi" w:cstheme="minorBidi" w:hint="eastAsia"/>
+          <w:b w:val="0"/>
+          <w:bCs w:val="0"/>
+          <w:sz w:val="22"/>
+          <w:szCs w:val="22"/>
+        </w:rPr>
+        <w:t>：周期扫描调度、读任务发起、结果聚合</w:t>
       </w:r>
     </w:p>
     <w:p>
       <w:pPr>
-        <w:ind w:firstLine="440"/>
-      </w:pPr>
-      <w:r>
-        <w:t xml:space="preserve">  ├── safety_island_fault_detector    (</w:t>
-      </w:r>
-      <w:r>
-        <w:t>故障分</w:t>
-      </w:r>
-      <w:r>
-        <w:rPr>
-          <w:rFonts w:ascii="微软雅黑" w:eastAsia="微软雅黑" w:hAnsi="微软雅黑" w:cs="微软雅黑" w:hint="eastAsia"/>
-        </w:rPr>
-        <w:t>类</w:t>
-      </w:r>
-      <w:r>
-        <w:t>)</w:t>
+        <w:pStyle w:val="21"/>
+        <w:rPr>
+          <w:rFonts w:asciiTheme="minorHAnsi" w:hAnsiTheme="minorHAnsi" w:cstheme="minorBidi" w:hint="eastAsia"/>
+          <w:b w:val="0"/>
+          <w:bCs w:val="0"/>
+          <w:sz w:val="22"/>
+          <w:szCs w:val="22"/>
+        </w:rPr>
+      </w:pPr>
+      <w:r>
+        <w:rPr>
+          <w:rFonts w:asciiTheme="minorHAnsi" w:hAnsiTheme="minorHAnsi" w:cstheme="minorBidi" w:hint="eastAsia"/>
+          <w:b w:val="0"/>
+          <w:bCs w:val="0"/>
+          <w:sz w:val="22"/>
+          <w:szCs w:val="22"/>
+        </w:rPr>
+        <w:t>├──</w:t>
+      </w:r>
+      <w:r>
+        <w:rPr>
+          <w:rFonts w:asciiTheme="minorHAnsi" w:hAnsiTheme="minorHAnsi" w:cstheme="minorBidi" w:hint="eastAsia"/>
+          <w:b w:val="0"/>
+          <w:bCs w:val="0"/>
+          <w:sz w:val="22"/>
+          <w:szCs w:val="22"/>
+        </w:rPr>
+        <w:t xml:space="preserve"> safety_island_axi_read_engine </w:t>
+      </w:r>
+      <w:r>
+        <w:rPr>
+          <w:rFonts w:asciiTheme="minorHAnsi" w:hAnsiTheme="minorHAnsi" w:cstheme="minorBidi" w:hint="eastAsia"/>
+          <w:b w:val="0"/>
+          <w:bCs w:val="0"/>
+          <w:sz w:val="22"/>
+          <w:szCs w:val="22"/>
+        </w:rPr>
+        <w:t>×</w:t>
+      </w:r>
+      <w:r>
+        <w:rPr>
+          <w:rFonts w:asciiTheme="minorHAnsi" w:hAnsiTheme="minorHAnsi" w:cstheme="minorBidi" w:hint="eastAsia"/>
+          <w:b w:val="0"/>
+          <w:bCs w:val="0"/>
+          <w:sz w:val="22"/>
+          <w:szCs w:val="22"/>
+        </w:rPr>
+        <w:t>5</w:t>
+      </w:r>
+      <w:r>
+        <w:rPr>
+          <w:rFonts w:asciiTheme="minorHAnsi" w:hAnsiTheme="minorHAnsi" w:cstheme="minorBidi" w:hint="eastAsia"/>
+          <w:b w:val="0"/>
+          <w:bCs w:val="0"/>
+          <w:sz w:val="22"/>
+          <w:szCs w:val="22"/>
+        </w:rPr>
+        <w:t>：</w:t>
+      </w:r>
+      <w:r>
+        <w:rPr>
+          <w:rFonts w:asciiTheme="minorHAnsi" w:hAnsiTheme="minorHAnsi" w:cstheme="minorBidi" w:hint="eastAsia"/>
+          <w:b w:val="0"/>
+          <w:bCs w:val="0"/>
+          <w:sz w:val="22"/>
+          <w:szCs w:val="22"/>
+        </w:rPr>
+        <w:t xml:space="preserve">AXI Master </w:t>
+      </w:r>
+      <w:r>
+        <w:rPr>
+          <w:rFonts w:asciiTheme="minorHAnsi" w:hAnsiTheme="minorHAnsi" w:cstheme="minorBidi" w:hint="eastAsia"/>
+          <w:b w:val="0"/>
+          <w:bCs w:val="0"/>
+          <w:sz w:val="22"/>
+          <w:szCs w:val="22"/>
+        </w:rPr>
+        <w:t>读通道、</w:t>
+      </w:r>
+      <w:r>
+        <w:rPr>
+          <w:rFonts w:asciiTheme="minorHAnsi" w:hAnsiTheme="minorHAnsi" w:cstheme="minorBidi" w:hint="eastAsia"/>
+          <w:b w:val="0"/>
+          <w:bCs w:val="0"/>
+          <w:sz w:val="22"/>
+          <w:szCs w:val="22"/>
+        </w:rPr>
+        <w:t>outstanding</w:t>
+      </w:r>
+      <w:r>
+        <w:rPr>
+          <w:rFonts w:asciiTheme="minorHAnsi" w:hAnsiTheme="minorHAnsi" w:cstheme="minorBidi" w:hint="eastAsia"/>
+          <w:b w:val="0"/>
+          <w:bCs w:val="0"/>
+          <w:sz w:val="22"/>
+          <w:szCs w:val="22"/>
+        </w:rPr>
+        <w:t>、</w:t>
+      </w:r>
+      <w:r>
+        <w:rPr>
+          <w:rFonts w:asciiTheme="minorHAnsi" w:hAnsiTheme="minorHAnsi" w:cstheme="minorBidi" w:hint="eastAsia"/>
+          <w:b w:val="0"/>
+          <w:bCs w:val="0"/>
+          <w:sz w:val="22"/>
+          <w:szCs w:val="22"/>
+        </w:rPr>
+        <w:t>burst</w:t>
+      </w:r>
+      <w:r>
+        <w:rPr>
+          <w:rFonts w:asciiTheme="minorHAnsi" w:hAnsiTheme="minorHAnsi" w:cstheme="minorBidi" w:hint="eastAsia"/>
+          <w:b w:val="0"/>
+          <w:bCs w:val="0"/>
+          <w:sz w:val="22"/>
+          <w:szCs w:val="22"/>
+        </w:rPr>
+        <w:t>、</w:t>
+      </w:r>
+      <w:r>
+        <w:rPr>
+          <w:rFonts w:asciiTheme="minorHAnsi" w:hAnsiTheme="minorHAnsi" w:cstheme="minorBidi" w:hint="eastAsia"/>
+          <w:b w:val="0"/>
+          <w:bCs w:val="0"/>
+          <w:sz w:val="22"/>
+          <w:szCs w:val="22"/>
+        </w:rPr>
+        <w:t>timeout</w:t>
+      </w:r>
+      <w:r>
+        <w:rPr>
+          <w:rFonts w:asciiTheme="minorHAnsi" w:hAnsiTheme="minorHAnsi" w:cstheme="minorBidi" w:hint="eastAsia"/>
+          <w:b w:val="0"/>
+          <w:bCs w:val="0"/>
+          <w:sz w:val="22"/>
+          <w:szCs w:val="22"/>
+        </w:rPr>
+        <w:t>、</w:t>
+      </w:r>
+      <w:r>
+        <w:rPr>
+          <w:rFonts w:asciiTheme="minorHAnsi" w:hAnsiTheme="minorHAnsi" w:cstheme="minorBidi" w:hint="eastAsia"/>
+          <w:b w:val="0"/>
+          <w:bCs w:val="0"/>
+          <w:sz w:val="22"/>
+          <w:szCs w:val="22"/>
+        </w:rPr>
+        <w:t xml:space="preserve">response </w:t>
+      </w:r>
+      <w:r>
+        <w:rPr>
+          <w:rFonts w:asciiTheme="minorHAnsi" w:hAnsiTheme="minorHAnsi" w:cstheme="minorBidi" w:hint="eastAsia"/>
+          <w:b w:val="0"/>
+          <w:bCs w:val="0"/>
+          <w:sz w:val="22"/>
+          <w:szCs w:val="22"/>
+        </w:rPr>
+        <w:t>检测</w:t>
       </w:r>
     </w:p>
     <w:p>
       <w:pPr>
-        <w:ind w:firstLine="440"/>
-      </w:pPr>
-      <w:r>
-        <w:t xml:space="preserve">  ├── safety_island_heartbeat         (</w:t>
-      </w:r>
-      <w:r>
-        <w:t>心跳自</w:t>
-      </w:r>
-      <w:r>
-        <w:rPr>
-          <w:rFonts w:ascii="微软雅黑" w:eastAsia="微软雅黑" w:hAnsi="微软雅黑" w:cs="微软雅黑" w:hint="eastAsia"/>
-        </w:rPr>
-        <w:t>检</w:t>
-      </w:r>
-      <w:r>
-        <w:t>)</w:t>
+        <w:pStyle w:val="21"/>
+        <w:rPr>
+          <w:rFonts w:asciiTheme="minorHAnsi" w:hAnsiTheme="minorHAnsi" w:cstheme="minorBidi" w:hint="eastAsia"/>
+          <w:b w:val="0"/>
+          <w:bCs w:val="0"/>
+          <w:sz w:val="22"/>
+          <w:szCs w:val="22"/>
+        </w:rPr>
+      </w:pPr>
+      <w:r>
+        <w:rPr>
+          <w:rFonts w:asciiTheme="minorHAnsi" w:hAnsiTheme="minorHAnsi" w:cstheme="minorBidi" w:hint="eastAsia"/>
+          <w:b w:val="0"/>
+          <w:bCs w:val="0"/>
+          <w:sz w:val="22"/>
+          <w:szCs w:val="22"/>
+        </w:rPr>
+        <w:t>├──</w:t>
+      </w:r>
+      <w:r>
+        <w:rPr>
+          <w:rFonts w:asciiTheme="minorHAnsi" w:hAnsiTheme="minorHAnsi" w:cstheme="minorBidi" w:hint="eastAsia"/>
+          <w:b w:val="0"/>
+          <w:bCs w:val="0"/>
+          <w:sz w:val="22"/>
+          <w:szCs w:val="22"/>
+        </w:rPr>
+        <w:t xml:space="preserve"> safety_island_fault_detector</w:t>
+      </w:r>
+      <w:r>
+        <w:rPr>
+          <w:rFonts w:asciiTheme="minorHAnsi" w:hAnsiTheme="minorHAnsi" w:cstheme="minorBidi" w:hint="eastAsia"/>
+          <w:b w:val="0"/>
+          <w:bCs w:val="0"/>
+          <w:sz w:val="22"/>
+          <w:szCs w:val="22"/>
+        </w:rPr>
+        <w:t>：外部故障</w:t>
+      </w:r>
+      <w:r>
+        <w:rPr>
+          <w:rFonts w:asciiTheme="minorHAnsi" w:hAnsiTheme="minorHAnsi" w:cstheme="minorBidi" w:hint="eastAsia"/>
+          <w:b w:val="0"/>
+          <w:bCs w:val="0"/>
+          <w:sz w:val="22"/>
+          <w:szCs w:val="22"/>
+        </w:rPr>
+        <w:t>/</w:t>
+      </w:r>
+      <w:r>
+        <w:rPr>
+          <w:rFonts w:asciiTheme="minorHAnsi" w:hAnsiTheme="minorHAnsi" w:cstheme="minorBidi" w:hint="eastAsia"/>
+          <w:b w:val="0"/>
+          <w:bCs w:val="0"/>
+          <w:sz w:val="22"/>
+          <w:szCs w:val="22"/>
+        </w:rPr>
+        <w:t>内部故障分类与输出</w:t>
       </w:r>
     </w:p>
     <w:p>
       <w:pPr>
-        <w:ind w:firstLine="440"/>
-      </w:pPr>
-      <w:r>
-        <w:t xml:space="preserve">  ├── safety_island_axi_read_engine×5 (</w:t>
-      </w:r>
-      <w:r>
-        <w:rPr>
-          <w:rFonts w:ascii="微软雅黑" w:eastAsia="微软雅黑" w:hAnsi="微软雅黑" w:cs="微软雅黑" w:hint="eastAsia"/>
-        </w:rPr>
-        <w:t>读</w:t>
-      </w:r>
-      <w:r>
-        <w:rPr>
-          <w:rFonts w:ascii="MS Mincho" w:eastAsia="MS Mincho" w:hAnsi="MS Mincho" w:cs="MS Mincho" w:hint="eastAsia"/>
-        </w:rPr>
-        <w:t>引擎</w:t>
-      </w:r>
-      <w:r>
-        <w:t xml:space="preserve"> + CRC)</w:t>
+        <w:pStyle w:val="21"/>
+        <w:rPr>
+          <w:rFonts w:asciiTheme="minorHAnsi" w:hAnsiTheme="minorHAnsi" w:cstheme="minorBidi" w:hint="eastAsia"/>
+          <w:b w:val="0"/>
+          <w:bCs w:val="0"/>
+          <w:sz w:val="22"/>
+          <w:szCs w:val="22"/>
+        </w:rPr>
+      </w:pPr>
+      <w:r>
+        <w:rPr>
+          <w:rFonts w:asciiTheme="minorHAnsi" w:hAnsiTheme="minorHAnsi" w:cstheme="minorBidi" w:hint="eastAsia"/>
+          <w:b w:val="0"/>
+          <w:bCs w:val="0"/>
+          <w:sz w:val="22"/>
+          <w:szCs w:val="22"/>
+        </w:rPr>
+        <w:t>├──</w:t>
+      </w:r>
+      <w:r>
+        <w:rPr>
+          <w:rFonts w:asciiTheme="minorHAnsi" w:hAnsiTheme="minorHAnsi" w:cstheme="minorBidi" w:hint="eastAsia"/>
+          <w:b w:val="0"/>
+          <w:bCs w:val="0"/>
+          <w:sz w:val="22"/>
+          <w:szCs w:val="22"/>
+        </w:rPr>
+        <w:t xml:space="preserve"> safety_island_heartbeat</w:t>
+      </w:r>
+      <w:r>
+        <w:rPr>
+          <w:rFonts w:asciiTheme="minorHAnsi" w:hAnsiTheme="minorHAnsi" w:cstheme="minorBidi" w:hint="eastAsia"/>
+          <w:b w:val="0"/>
+          <w:bCs w:val="0"/>
+          <w:sz w:val="22"/>
+          <w:szCs w:val="22"/>
+        </w:rPr>
+        <w:t>：心跳自检</w:t>
       </w:r>
     </w:p>
     <w:p>
       <w:pPr>
-        <w:ind w:firstLine="440"/>
-        <w:rPr>
-          <w:rFonts w:hint="eastAsia"/>
-          <w:lang w:eastAsia="zh-CN"/>
-        </w:rPr>
-      </w:pPr>
-      <w:r>
-        <w:t xml:space="preserve">  └── tmr_voter                       (TMR </w:t>
-      </w:r>
-      <w:r>
-        <w:t>表决</w:t>
-      </w:r>
-      <w:r>
-        <w:t>)</w:t>
+        <w:pStyle w:val="21"/>
+        <w:rPr>
+          <w:rFonts w:asciiTheme="minorHAnsi" w:hAnsiTheme="minorHAnsi" w:cstheme="minorBidi" w:hint="eastAsia"/>
+          <w:b w:val="0"/>
+          <w:bCs w:val="0"/>
+          <w:sz w:val="22"/>
+          <w:szCs w:val="22"/>
+        </w:rPr>
+      </w:pPr>
+      <w:r>
+        <w:rPr>
+          <w:rFonts w:asciiTheme="minorHAnsi" w:hAnsiTheme="minorHAnsi" w:cstheme="minorBidi" w:hint="eastAsia"/>
+          <w:b w:val="0"/>
+          <w:bCs w:val="0"/>
+          <w:sz w:val="22"/>
+          <w:szCs w:val="22"/>
+        </w:rPr>
+        <w:t>├──</w:t>
+      </w:r>
+      <w:r>
+        <w:rPr>
+          <w:rFonts w:asciiTheme="minorHAnsi" w:hAnsiTheme="minorHAnsi" w:cstheme="minorBidi" w:hint="eastAsia"/>
+          <w:b w:val="0"/>
+          <w:bCs w:val="0"/>
+          <w:sz w:val="22"/>
+          <w:szCs w:val="22"/>
+        </w:rPr>
+        <w:t xml:space="preserve"> tmr_voter</w:t>
+      </w:r>
+      <w:r>
+        <w:rPr>
+          <w:rFonts w:asciiTheme="minorHAnsi" w:hAnsiTheme="minorHAnsi" w:cstheme="minorBidi" w:hint="eastAsia"/>
+          <w:b w:val="0"/>
+          <w:bCs w:val="0"/>
+          <w:sz w:val="22"/>
+          <w:szCs w:val="22"/>
+        </w:rPr>
+        <w:t>：基础多数表决器</w:t>
       </w:r>
     </w:p>
     <w:p>
@@ -1222,6 +2419,36 @@
       </w:pPr>
       <w:r>
         <w:rPr>
+          <w:rFonts w:asciiTheme="minorHAnsi" w:hAnsiTheme="minorHAnsi" w:cstheme="minorBidi" w:hint="eastAsia"/>
+          <w:b w:val="0"/>
+          <w:bCs w:val="0"/>
+          <w:sz w:val="22"/>
+          <w:szCs w:val="22"/>
+        </w:rPr>
+        <w:t>└──</w:t>
+      </w:r>
+      <w:r>
+        <w:rPr>
+          <w:rFonts w:asciiTheme="minorHAnsi" w:hAnsiTheme="minorHAnsi" w:cstheme="minorBidi" w:hint="eastAsia"/>
+          <w:b w:val="0"/>
+          <w:bCs w:val="0"/>
+          <w:sz w:val="22"/>
+          <w:szCs w:val="22"/>
+        </w:rPr>
+        <w:t xml:space="preserve"> tmr_voter_protected</w:t>
+      </w:r>
+      <w:r>
+        <w:rPr>
+          <w:rFonts w:asciiTheme="minorHAnsi" w:hAnsiTheme="minorHAnsi" w:cstheme="minorBidi" w:hint="eastAsia"/>
+          <w:b w:val="0"/>
+          <w:bCs w:val="0"/>
+          <w:sz w:val="22"/>
+          <w:szCs w:val="22"/>
+        </w:rPr>
+        <w:t>：受保护表决器</w:t>
+      </w:r>
+      <w:r>
+        <w:rPr>
           <w:rFonts w:hint="eastAsia"/>
           <w:lang w:eastAsia="zh-CN"/>
         </w:rPr>
@@ -1414,6 +2641,7 @@
           <w:rFonts w:ascii="微软雅黑" w:eastAsia="微软雅黑" w:hAnsi="微软雅黑" w:cs="微软雅黑" w:hint="eastAsia"/>
           <w:lang w:eastAsia="zh-CN"/>
         </w:rPr>
+        <w:lastRenderedPageBreak/>
         <w:t>实现</w:t>
       </w:r>
       <w:r>
@@ -1810,7 +3038,6 @@
         <w:rPr>
           <w:lang w:eastAsia="zh-CN"/>
         </w:rPr>
-        <w:lastRenderedPageBreak/>
         <w:t xml:space="preserve">TMR </w:t>
       </w:r>
       <w:r>
@@ -2773,6 +4000,7 @@
         <w:rPr>
           <w:lang w:eastAsia="zh-CN"/>
         </w:rPr>
+        <w:lastRenderedPageBreak/>
         <w:t xml:space="preserve">FSM </w:t>
       </w:r>
       <w:r>
@@ -3082,7 +4310,6 @@
         <w:rPr>
           <w:lang w:eastAsia="zh-CN"/>
         </w:rPr>
-        <w:lastRenderedPageBreak/>
         <w:t>总线响应解析：识别</w:t>
       </w:r>
       <w:r>
@@ -4002,6 +5229,7 @@
         <w:rPr>
           <w:lang w:eastAsia="zh-CN"/>
         </w:rPr>
+        <w:lastRenderedPageBreak/>
         <w:t>实现思路</w:t>
       </w:r>
       <w:r>
@@ -4140,7 +5368,6 @@
       <w:pPr>
         <w:ind w:firstLine="440"/>
         <w:rPr>
-          <w:rFonts w:hint="eastAsia"/>
           <w:lang w:eastAsia="zh-CN"/>
         </w:rPr>
       </w:pPr>
@@ -4157,7 +5384,6 @@
           <w:rFonts w:hint="eastAsia"/>
           <w:lang w:eastAsia="zh-CN"/>
         </w:rPr>
-        <w:lastRenderedPageBreak/>
         <w:t>4</w:t>
       </w:r>
       <w:r>
@@ -4327,40 +5553,405 @@
       <w:pPr>
         <w:ind w:firstLine="440"/>
         <w:rPr>
+          <w:lang w:eastAsia="zh-CN"/>
+        </w:rPr>
+      </w:pPr>
+      <w:r>
+        <w:rPr>
+          <w:lang w:eastAsia="zh-CN"/>
+        </w:rPr>
+        <w:t>最后，</w:t>
+      </w:r>
+      <w:r>
+        <w:rPr>
+          <w:lang w:eastAsia="zh-CN"/>
+        </w:rPr>
+        <w:t xml:space="preserve">heartbeat </w:t>
+      </w:r>
+      <w:r>
+        <w:rPr>
+          <w:lang w:eastAsia="zh-CN"/>
+        </w:rPr>
+        <w:t>模块周期性产生自检任务，用于检测安全岛内部控制通路是否仍处于正常工作状态。心跳校验失败时，不直接归类为外部系统故障，而是上报为</w:t>
+      </w:r>
+      <w:r>
+        <w:rPr>
+          <w:lang w:eastAsia="zh-CN"/>
+        </w:rPr>
+        <w:t xml:space="preserve"> safety island </w:t>
+      </w:r>
+      <w:r>
+        <w:rPr>
+          <w:lang w:eastAsia="zh-CN"/>
+        </w:rPr>
+        <w:t>自身故障。</w:t>
+      </w:r>
+    </w:p>
+    <w:tbl>
+      <w:tblPr>
+        <w:tblStyle w:val="aff1"/>
+        <w:tblW w:w="0" w:type="auto"/>
+        <w:tblLook w:val="04A0" w:firstRow="1" w:lastRow="0" w:firstColumn="1" w:lastColumn="0" w:noHBand="0" w:noVBand="1"/>
+      </w:tblPr>
+      <w:tblGrid>
+        <w:gridCol w:w="2621"/>
+        <w:gridCol w:w="5283"/>
+      </w:tblGrid>
+      <w:tr>
+        <w:tc>
+          <w:tcPr>
+            <w:tcW w:w="0" w:type="auto"/>
+            <w:hideMark/>
+          </w:tcPr>
+          <w:p>
+            <w:pPr>
+              <w:spacing w:line="276" w:lineRule="auto"/>
+              <w:ind w:firstLineChars="0" w:firstLine="0"/>
+              <w:rPr>
+                <w:b/>
+                <w:bCs/>
+                <w:lang w:eastAsia="zh-CN"/>
+              </w:rPr>
+            </w:pPr>
+            <w:r>
+              <w:rPr>
+                <w:b/>
+                <w:bCs/>
+                <w:lang w:eastAsia="zh-CN"/>
+              </w:rPr>
+              <w:t>保护对象</w:t>
+            </w:r>
+          </w:p>
+        </w:tc>
+        <w:tc>
+          <w:tcPr>
+            <w:tcW w:w="0" w:type="auto"/>
+            <w:hideMark/>
+          </w:tcPr>
+          <w:p>
+            <w:pPr>
+              <w:spacing w:line="276" w:lineRule="auto"/>
+              <w:ind w:firstLineChars="0" w:firstLine="0"/>
+              <w:rPr>
+                <w:b/>
+                <w:bCs/>
+                <w:lang w:eastAsia="zh-CN"/>
+              </w:rPr>
+            </w:pPr>
+            <w:r>
+              <w:rPr>
+                <w:b/>
+                <w:bCs/>
+                <w:lang w:eastAsia="zh-CN"/>
+              </w:rPr>
+              <w:t>安全机制</w:t>
+            </w:r>
+          </w:p>
+        </w:tc>
+      </w:tr>
+      <w:tr>
+        <w:tc>
+          <w:tcPr>
+            <w:tcW w:w="0" w:type="auto"/>
+            <w:hideMark/>
+          </w:tcPr>
+          <w:p>
+            <w:pPr>
+              <w:spacing w:line="276" w:lineRule="auto"/>
+              <w:ind w:firstLineChars="0" w:firstLine="0"/>
+              <w:rPr>
+                <w:lang w:eastAsia="zh-CN"/>
+              </w:rPr>
+            </w:pPr>
+            <w:r>
+              <w:rPr>
+                <w:lang w:eastAsia="zh-CN"/>
+              </w:rPr>
+              <w:t>配置寄存器</w:t>
+            </w:r>
+          </w:p>
+        </w:tc>
+        <w:tc>
+          <w:tcPr>
+            <w:tcW w:w="0" w:type="auto"/>
+            <w:hideMark/>
+          </w:tcPr>
+          <w:p>
+            <w:pPr>
+              <w:spacing w:line="276" w:lineRule="auto"/>
+              <w:ind w:firstLineChars="0" w:firstLine="0"/>
+              <w:rPr>
+                <w:lang w:eastAsia="zh-CN"/>
+              </w:rPr>
+            </w:pPr>
+            <w:r>
+              <w:rPr>
+                <w:lang w:eastAsia="zh-CN"/>
+              </w:rPr>
+              <w:t>TMR + shadow + parity + scrub</w:t>
+            </w:r>
+          </w:p>
+        </w:tc>
+      </w:tr>
+      <w:tr>
+        <w:tc>
+          <w:tcPr>
+            <w:tcW w:w="0" w:type="auto"/>
+            <w:hideMark/>
+          </w:tcPr>
+          <w:p>
+            <w:pPr>
+              <w:spacing w:line="276" w:lineRule="auto"/>
+              <w:ind w:firstLineChars="0" w:firstLine="0"/>
+              <w:rPr>
+                <w:lang w:eastAsia="zh-CN"/>
+              </w:rPr>
+            </w:pPr>
+            <w:r>
+              <w:rPr>
+                <w:lang w:eastAsia="zh-CN"/>
+              </w:rPr>
+              <w:t>核心</w:t>
+            </w:r>
+            <w:r>
+              <w:rPr>
+                <w:lang w:eastAsia="zh-CN"/>
+              </w:rPr>
+              <w:t xml:space="preserve"> FSM / </w:t>
+            </w:r>
+            <w:r>
+              <w:rPr>
+                <w:lang w:eastAsia="zh-CN"/>
+              </w:rPr>
+              <w:t>指针</w:t>
+            </w:r>
+            <w:r>
+              <w:rPr>
+                <w:lang w:eastAsia="zh-CN"/>
+              </w:rPr>
+              <w:t xml:space="preserve"> / </w:t>
+            </w:r>
+            <w:r>
+              <w:rPr>
+                <w:lang w:eastAsia="zh-CN"/>
+              </w:rPr>
+              <w:t>计数器</w:t>
+            </w:r>
+          </w:p>
+        </w:tc>
+        <w:tc>
+          <w:tcPr>
+            <w:tcW w:w="0" w:type="auto"/>
+            <w:hideMark/>
+          </w:tcPr>
+          <w:p>
+            <w:pPr>
+              <w:spacing w:line="276" w:lineRule="auto"/>
+              <w:ind w:firstLineChars="0" w:firstLine="0"/>
+              <w:rPr>
+                <w:lang w:eastAsia="zh-CN"/>
+              </w:rPr>
+            </w:pPr>
+            <w:r>
+              <w:rPr>
+                <w:lang w:eastAsia="zh-CN"/>
+              </w:rPr>
+              <w:t>TMR + majority voting + repair</w:t>
+            </w:r>
+          </w:p>
+        </w:tc>
+      </w:tr>
+      <w:tr>
+        <w:tc>
+          <w:tcPr>
+            <w:tcW w:w="0" w:type="auto"/>
+            <w:hideMark/>
+          </w:tcPr>
+          <w:p>
+            <w:pPr>
+              <w:spacing w:line="276" w:lineRule="auto"/>
+              <w:ind w:firstLineChars="0" w:firstLine="0"/>
+              <w:rPr>
+                <w:lang w:eastAsia="zh-CN"/>
+              </w:rPr>
+            </w:pPr>
+            <w:r>
+              <w:rPr>
+                <w:lang w:eastAsia="zh-CN"/>
+              </w:rPr>
+              <w:t xml:space="preserve">AXI </w:t>
+            </w:r>
+            <w:r>
+              <w:rPr>
+                <w:lang w:eastAsia="zh-CN"/>
+              </w:rPr>
+              <w:t>读引擎状态</w:t>
+            </w:r>
+          </w:p>
+        </w:tc>
+        <w:tc>
+          <w:tcPr>
+            <w:tcW w:w="0" w:type="auto"/>
+            <w:hideMark/>
+          </w:tcPr>
+          <w:p>
+            <w:pPr>
+              <w:spacing w:line="276" w:lineRule="auto"/>
+              <w:ind w:firstLineChars="0" w:firstLine="0"/>
+              <w:rPr>
+                <w:lang w:eastAsia="zh-CN"/>
+              </w:rPr>
+            </w:pPr>
+            <w:r>
+              <w:rPr>
+                <w:lang w:eastAsia="zh-CN"/>
+              </w:rPr>
+              <w:t>TMR + timeout + response checker</w:t>
+            </w:r>
+          </w:p>
+        </w:tc>
+      </w:tr>
+      <w:tr>
+        <w:tc>
+          <w:tcPr>
+            <w:tcW w:w="0" w:type="auto"/>
+            <w:hideMark/>
+          </w:tcPr>
+          <w:p>
+            <w:pPr>
+              <w:spacing w:line="276" w:lineRule="auto"/>
+              <w:ind w:firstLineChars="0" w:firstLine="0"/>
+              <w:rPr>
+                <w:lang w:eastAsia="zh-CN"/>
+              </w:rPr>
+            </w:pPr>
+            <w:r>
+              <w:rPr>
+                <w:lang w:eastAsia="zh-CN"/>
+              </w:rPr>
+              <w:t>故障输出路径</w:t>
+            </w:r>
+          </w:p>
+        </w:tc>
+        <w:tc>
+          <w:tcPr>
+            <w:tcW w:w="0" w:type="auto"/>
+            <w:hideMark/>
+          </w:tcPr>
+          <w:p>
+            <w:pPr>
+              <w:spacing w:line="276" w:lineRule="auto"/>
+              <w:ind w:firstLineChars="0" w:firstLine="0"/>
+              <w:rPr>
+                <w:lang w:eastAsia="zh-CN"/>
+              </w:rPr>
+            </w:pPr>
+            <w:r>
+              <w:rPr>
+                <w:lang w:eastAsia="zh-CN"/>
+              </w:rPr>
+              <w:t>sticky latch + protected voter</w:t>
+            </w:r>
+          </w:p>
+        </w:tc>
+      </w:tr>
+      <w:tr>
+        <w:tc>
+          <w:tcPr>
+            <w:tcW w:w="0" w:type="auto"/>
+            <w:hideMark/>
+          </w:tcPr>
+          <w:p>
+            <w:pPr>
+              <w:spacing w:line="276" w:lineRule="auto"/>
+              <w:ind w:firstLineChars="0" w:firstLine="0"/>
+              <w:rPr>
+                <w:lang w:eastAsia="zh-CN"/>
+              </w:rPr>
+            </w:pPr>
+            <w:r>
+              <w:rPr>
+                <w:lang w:eastAsia="zh-CN"/>
+              </w:rPr>
+              <w:t>潜在故障</w:t>
+            </w:r>
+          </w:p>
+        </w:tc>
+        <w:tc>
+          <w:tcPr>
+            <w:tcW w:w="0" w:type="auto"/>
+            <w:hideMark/>
+          </w:tcPr>
+          <w:p>
+            <w:pPr>
+              <w:spacing w:line="276" w:lineRule="auto"/>
+              <w:ind w:firstLineChars="0" w:firstLine="0"/>
+              <w:rPr>
+                <w:lang w:eastAsia="zh-CN"/>
+              </w:rPr>
+            </w:pPr>
+            <w:r>
+              <w:rPr>
+                <w:lang w:eastAsia="zh-CN"/>
+              </w:rPr>
+              <w:t>shadow mismatch / parity mismatch / TMR mismatch</w:t>
+            </w:r>
+          </w:p>
+        </w:tc>
+      </w:tr>
+      <w:tr>
+        <w:tc>
+          <w:tcPr>
+            <w:tcW w:w="0" w:type="auto"/>
+            <w:hideMark/>
+          </w:tcPr>
+          <w:p>
+            <w:pPr>
+              <w:spacing w:line="276" w:lineRule="auto"/>
+              <w:ind w:firstLineChars="0" w:firstLine="0"/>
+              <w:rPr>
+                <w:lang w:eastAsia="zh-CN"/>
+              </w:rPr>
+            </w:pPr>
+            <w:r>
+              <w:rPr>
+                <w:lang w:eastAsia="zh-CN"/>
+              </w:rPr>
+              <w:t>自检机制</w:t>
+            </w:r>
+          </w:p>
+        </w:tc>
+        <w:tc>
+          <w:tcPr>
+            <w:tcW w:w="0" w:type="auto"/>
+            <w:hideMark/>
+          </w:tcPr>
+          <w:p>
+            <w:pPr>
+              <w:spacing w:line="276" w:lineRule="auto"/>
+              <w:ind w:firstLineChars="0" w:firstLine="0"/>
+              <w:rPr>
+                <w:lang w:eastAsia="zh-CN"/>
+              </w:rPr>
+            </w:pPr>
+            <w:r>
+              <w:rPr>
+                <w:lang w:eastAsia="zh-CN"/>
+              </w:rPr>
+              <w:t>heartbeat + KAT</w:t>
+            </w:r>
+          </w:p>
+        </w:tc>
+      </w:tr>
+    </w:tbl>
+    <w:p>
+      <w:pPr>
+        <w:ind w:firstLine="440"/>
+        <w:rPr>
           <w:rFonts w:hint="eastAsia"/>
           <w:lang w:eastAsia="zh-CN"/>
         </w:rPr>
       </w:pPr>
-      <w:r>
-        <w:rPr>
-          <w:lang w:eastAsia="zh-CN"/>
-        </w:rPr>
-        <w:t>最后，</w:t>
-      </w:r>
-      <w:r>
-        <w:rPr>
-          <w:lang w:eastAsia="zh-CN"/>
-        </w:rPr>
-        <w:t xml:space="preserve">heartbeat </w:t>
-      </w:r>
-      <w:r>
-        <w:rPr>
-          <w:lang w:eastAsia="zh-CN"/>
-        </w:rPr>
-        <w:t>模块周期性产生自检任务，用于检测安全岛内部控制通路是否仍处于正常工作状态。心跳校验失败时，不直接归类为外部系统故障，而是上报为</w:t>
-      </w:r>
-      <w:r>
-        <w:rPr>
-          <w:lang w:eastAsia="zh-CN"/>
-        </w:rPr>
-        <w:t xml:space="preserve"> safety island </w:t>
-      </w:r>
-      <w:r>
-        <w:rPr>
-          <w:lang w:eastAsia="zh-CN"/>
-        </w:rPr>
-        <w:t>自身故障。</w:t>
-      </w:r>
     </w:p>
     <w:p>
       <w:pPr>
@@ -4682,6 +6273,7 @@
         <w:rPr>
           <w:lang w:eastAsia="zh-CN"/>
         </w:rPr>
+        <w:lastRenderedPageBreak/>
         <w:t>若瞬时故障被纠正但曾影响过关键状态，或故障信息被记录但暂未影响输出，则可通过</w:t>
       </w:r>
       <w:r>
@@ -4701,7 +6293,6 @@
       <w:pPr>
         <w:pStyle w:val="21"/>
         <w:rPr>
-          <w:rFonts w:hint="eastAsia"/>
           <w:lang w:eastAsia="zh-CN"/>
         </w:rPr>
       </w:pPr>
@@ -4739,7 +6330,6 @@
       <w:pPr>
         <w:ind w:firstLine="440"/>
         <w:rPr>
-          <w:rFonts w:hint="eastAsia"/>
           <w:lang w:eastAsia="zh-CN"/>
         </w:rPr>
       </w:pPr>
@@ -5110,7 +6700,6 @@
         <w:rPr>
           <w:lang w:eastAsia="zh-CN"/>
         </w:rPr>
-        <w:lastRenderedPageBreak/>
         <w:t>边界条件方面，配置接口需屏蔽非法通道编号、非法</w:t>
       </w:r>
       <w:r>
@@ -5154,7 +6743,6 @@
       <w:pPr>
         <w:ind w:firstLine="440"/>
         <w:rPr>
-          <w:rFonts w:hint="eastAsia"/>
           <w:lang w:eastAsia="zh-CN"/>
         </w:rPr>
       </w:pPr>
@@ -5187,11 +6775,285 @@
     </w:p>
     <w:p>
       <w:pPr>
-        <w:ind w:firstLine="440"/>
-        <w:rPr>
-          <w:lang w:eastAsia="zh-CN"/>
-        </w:rPr>
-      </w:pPr>
+        <w:ind w:firstLineChars="0" w:firstLine="0"/>
+        <w:rPr>
+          <w:rFonts w:hint="eastAsia"/>
+          <w:lang w:eastAsia="zh-CN"/>
+        </w:rPr>
+      </w:pPr>
+      <w:r>
+        <w:rPr>
+          <w:rFonts w:hint="eastAsia"/>
+          <w:lang w:eastAsia="zh-CN"/>
+        </w:rPr>
+        <w:t>本设计在</w:t>
+      </w:r>
+      <w:r>
+        <w:rPr>
+          <w:rFonts w:hint="eastAsia"/>
+          <w:lang w:eastAsia="zh-CN"/>
+        </w:rPr>
+        <w:t xml:space="preserve"> VCS T-2022.06 </w:t>
+      </w:r>
+      <w:r>
+        <w:rPr>
+          <w:rFonts w:hint="eastAsia"/>
+          <w:lang w:eastAsia="zh-CN"/>
+        </w:rPr>
+        <w:t>环境下完成</w:t>
+      </w:r>
+      <w:r>
+        <w:rPr>
+          <w:rFonts w:hint="eastAsia"/>
+          <w:lang w:eastAsia="zh-CN"/>
+        </w:rPr>
+        <w:t xml:space="preserve"> RTL </w:t>
+      </w:r>
+      <w:r>
+        <w:rPr>
+          <w:rFonts w:hint="eastAsia"/>
+          <w:lang w:eastAsia="zh-CN"/>
+        </w:rPr>
+        <w:t>功能仿真与注错仿真。功能仿真共</w:t>
+      </w:r>
+      <w:r>
+        <w:rPr>
+          <w:rFonts w:hint="eastAsia"/>
+          <w:lang w:eastAsia="zh-CN"/>
+        </w:rPr>
+        <w:t xml:space="preserve"> 34 </w:t>
+      </w:r>
+      <w:r>
+        <w:rPr>
+          <w:rFonts w:hint="eastAsia"/>
+          <w:lang w:eastAsia="zh-CN"/>
+        </w:rPr>
+        <w:t>个测试场景，覆盖</w:t>
+      </w:r>
+      <w:r>
+        <w:rPr>
+          <w:rFonts w:hint="eastAsia"/>
+          <w:lang w:eastAsia="zh-CN"/>
+        </w:rPr>
+        <w:t xml:space="preserve"> AXI </w:t>
+      </w:r>
+      <w:r>
+        <w:rPr>
+          <w:rFonts w:hint="eastAsia"/>
+          <w:lang w:eastAsia="zh-CN"/>
+        </w:rPr>
+        <w:t>配置、</w:t>
+      </w:r>
+      <w:r>
+        <w:rPr>
+          <w:rFonts w:hint="eastAsia"/>
+          <w:lang w:eastAsia="zh-CN"/>
+        </w:rPr>
+        <w:t xml:space="preserve">5 </w:t>
+      </w:r>
+      <w:r>
+        <w:rPr>
+          <w:rFonts w:hint="eastAsia"/>
+          <w:lang w:eastAsia="zh-CN"/>
+        </w:rPr>
+        <w:t>路</w:t>
+      </w:r>
+      <w:r>
+        <w:rPr>
+          <w:rFonts w:hint="eastAsia"/>
+          <w:lang w:eastAsia="zh-CN"/>
+        </w:rPr>
+        <w:t xml:space="preserve"> Master </w:t>
+      </w:r>
+      <w:r>
+        <w:rPr>
+          <w:rFonts w:hint="eastAsia"/>
+          <w:lang w:eastAsia="zh-CN"/>
+        </w:rPr>
+        <w:t>读取、</w:t>
+      </w:r>
+      <w:r>
+        <w:rPr>
+          <w:rFonts w:hint="eastAsia"/>
+          <w:lang w:eastAsia="zh-CN"/>
+        </w:rPr>
+        <w:t>INCR/WRAP burst</w:t>
+      </w:r>
+      <w:r>
+        <w:rPr>
+          <w:rFonts w:hint="eastAsia"/>
+          <w:lang w:eastAsia="zh-CN"/>
+        </w:rPr>
+        <w:t>、</w:t>
+      </w:r>
+      <w:r>
+        <w:rPr>
+          <w:rFonts w:hint="eastAsia"/>
+          <w:lang w:eastAsia="zh-CN"/>
+        </w:rPr>
+        <w:t>16 length burst</w:t>
+      </w:r>
+      <w:r>
+        <w:rPr>
+          <w:rFonts w:hint="eastAsia"/>
+          <w:lang w:eastAsia="zh-CN"/>
+        </w:rPr>
+        <w:t>、</w:t>
+      </w:r>
+      <w:r>
+        <w:rPr>
+          <w:rFonts w:hint="eastAsia"/>
+          <w:lang w:eastAsia="zh-CN"/>
+        </w:rPr>
+        <w:t>outstanding</w:t>
+      </w:r>
+      <w:r>
+        <w:rPr>
+          <w:rFonts w:hint="eastAsia"/>
+          <w:lang w:eastAsia="zh-CN"/>
+        </w:rPr>
+        <w:t>、</w:t>
+      </w:r>
+      <w:r>
+        <w:rPr>
+          <w:rFonts w:hint="eastAsia"/>
+          <w:lang w:eastAsia="zh-CN"/>
+        </w:rPr>
+        <w:t>out-of-order</w:t>
+      </w:r>
+      <w:r>
+        <w:rPr>
+          <w:rFonts w:hint="eastAsia"/>
+          <w:lang w:eastAsia="zh-CN"/>
+        </w:rPr>
+        <w:t>、</w:t>
+      </w:r>
+      <w:r>
+        <w:rPr>
+          <w:rFonts w:hint="eastAsia"/>
+          <w:lang w:eastAsia="zh-CN"/>
+        </w:rPr>
+        <w:t>interleaving</w:t>
+      </w:r>
+      <w:r>
+        <w:rPr>
+          <w:rFonts w:hint="eastAsia"/>
+          <w:lang w:eastAsia="zh-CN"/>
+        </w:rPr>
+        <w:t>、</w:t>
+      </w:r>
+      <w:r>
+        <w:rPr>
+          <w:rFonts w:hint="eastAsia"/>
+          <w:lang w:eastAsia="zh-CN"/>
+        </w:rPr>
+        <w:t>timeout</w:t>
+      </w:r>
+      <w:r>
+        <w:rPr>
+          <w:rFonts w:hint="eastAsia"/>
+          <w:lang w:eastAsia="zh-CN"/>
+        </w:rPr>
+        <w:t>、</w:t>
+      </w:r>
+      <w:r>
+        <w:rPr>
+          <w:rFonts w:hint="eastAsia"/>
+          <w:lang w:eastAsia="zh-CN"/>
+        </w:rPr>
+        <w:t>Error response</w:t>
+      </w:r>
+      <w:r>
+        <w:rPr>
+          <w:rFonts w:hint="eastAsia"/>
+          <w:lang w:eastAsia="zh-CN"/>
+        </w:rPr>
+        <w:t>、</w:t>
+      </w:r>
+      <w:r>
+        <w:rPr>
+          <w:rFonts w:hint="eastAsia"/>
+          <w:lang w:eastAsia="zh-CN"/>
+        </w:rPr>
+        <w:t xml:space="preserve">AoU </w:t>
+      </w:r>
+      <w:r>
+        <w:rPr>
+          <w:rFonts w:hint="eastAsia"/>
+          <w:lang w:eastAsia="zh-CN"/>
+        </w:rPr>
+        <w:t>校验、</w:t>
+      </w:r>
+      <w:r>
+        <w:rPr>
+          <w:rFonts w:hint="eastAsia"/>
+          <w:lang w:eastAsia="zh-CN"/>
+        </w:rPr>
+        <w:t>latent fault</w:t>
+      </w:r>
+      <w:r>
+        <w:rPr>
+          <w:rFonts w:hint="eastAsia"/>
+          <w:lang w:eastAsia="zh-CN"/>
+        </w:rPr>
+        <w:t>、</w:t>
+      </w:r>
+      <w:r>
+        <w:rPr>
+          <w:rFonts w:hint="eastAsia"/>
+          <w:lang w:eastAsia="zh-CN"/>
+        </w:rPr>
+        <w:t>heartbeat</w:t>
+      </w:r>
+      <w:r>
+        <w:rPr>
+          <w:rFonts w:hint="eastAsia"/>
+          <w:lang w:eastAsia="zh-CN"/>
+        </w:rPr>
+        <w:t>、</w:t>
+      </w:r>
+      <w:r>
+        <w:rPr>
+          <w:rFonts w:hint="eastAsia"/>
+          <w:lang w:eastAsia="zh-CN"/>
+        </w:rPr>
+        <w:t xml:space="preserve">KAT </w:t>
+      </w:r>
+      <w:r>
+        <w:rPr>
+          <w:rFonts w:hint="eastAsia"/>
+          <w:lang w:eastAsia="zh-CN"/>
+        </w:rPr>
+        <w:t>和</w:t>
+      </w:r>
+      <w:r>
+        <w:rPr>
+          <w:rFonts w:hint="eastAsia"/>
+          <w:lang w:eastAsia="zh-CN"/>
+        </w:rPr>
+        <w:t xml:space="preserve"> TMR </w:t>
+      </w:r>
+      <w:r>
+        <w:rPr>
+          <w:rFonts w:hint="eastAsia"/>
+          <w:lang w:eastAsia="zh-CN"/>
+        </w:rPr>
+        <w:t>等功能，结果</w:t>
+      </w:r>
+      <w:r>
+        <w:rPr>
+          <w:rFonts w:hint="eastAsia"/>
+          <w:lang w:eastAsia="zh-CN"/>
+        </w:rPr>
+        <w:t xml:space="preserve"> PASS 34/34</w:t>
+      </w:r>
+      <w:r>
+        <w:rPr>
+          <w:rFonts w:hint="eastAsia"/>
+          <w:lang w:eastAsia="zh-CN"/>
+        </w:rPr>
+        <w:t>。</w:t>
+      </w:r>
     </w:p>
     <w:p>
       <w:pPr>
@@ -5205,15 +7067,6 @@
       <w:pPr>
         <w:ind w:firstLine="440"/>
         <w:rPr>
-          <w:lang w:eastAsia="zh-CN"/>
-        </w:rPr>
-      </w:pPr>
-    </w:p>
-    <w:p>
-      <w:pPr>
-        <w:ind w:firstLine="440"/>
-        <w:rPr>
-          <w:rFonts w:hint="eastAsia"/>
           <w:lang w:eastAsia="zh-CN"/>
         </w:rPr>
       </w:pPr>
